--- a/Docs/PED/PED v1.3.docx
+++ b/Docs/PED/PED v1.3.docx
@@ -2993,8 +2993,8 @@
       <w:pPr>
         <w:pStyle w:val="Heading1"/>
       </w:pPr>
-      <w:bookmarkStart w:id="6" w:name="_Hlk239779181"/>
-      <w:bookmarkStart w:id="7" w:name="_Toc239845822"/>
+      <w:bookmarkStart w:id="6" w:name="_Toc239845822"/>
+      <w:bookmarkStart w:id="7" w:name="_Hlk239779181"/>
       <w:r>
         <w:lastRenderedPageBreak/>
         <w:t>CivicConnect</w:t>
@@ -3005,7 +3005,7 @@
       <w:r>
         <w:t xml:space="preserve"> Requirements Traceability Matrix (RTM)</w:t>
       </w:r>
-      <w:bookmarkEnd w:id="7"/>
+      <w:bookmarkEnd w:id="6"/>
     </w:p>
     <w:tbl>
       <w:tblPr>
@@ -3014,12 +3014,12 @@
         <w:tblLook w:val="04A0" w:firstRow="1" w:lastRow="0" w:firstColumn="1" w:lastColumn="0" w:noHBand="0" w:noVBand="1"/>
       </w:tblPr>
       <w:tblGrid>
-        <w:gridCol w:w="1414"/>
-        <w:gridCol w:w="1775"/>
-        <w:gridCol w:w="1775"/>
-        <w:gridCol w:w="1436"/>
-        <w:gridCol w:w="1436"/>
-        <w:gridCol w:w="1470"/>
+        <w:gridCol w:w="1386"/>
+        <w:gridCol w:w="1738"/>
+        <w:gridCol w:w="1772"/>
+        <w:gridCol w:w="1536"/>
+        <w:gridCol w:w="1416"/>
+        <w:gridCol w:w="1458"/>
       </w:tblGrid>
       <w:tr>
         <w:tc>
@@ -3028,13 +3028,8 @@
             <w:shd w:val="clear" w:color="auto" w:fill="A3DBFF"/>
           </w:tcPr>
           <w:p>
-            <w:proofErr w:type="spellStart"/>
-            <w:r>
-              <w:t>Req</w:t>
-            </w:r>
-            <w:proofErr w:type="spellEnd"/>
-            <w:r>
-              <w:t xml:space="preserve"> ID</w:t>
+            <w:r>
+              <w:t>ID</w:t>
             </w:r>
           </w:p>
         </w:tc>
@@ -3563,7 +3558,25 @@
           </w:tcPr>
           <w:p>
             <w:r>
-              <w:t>Usability: first-time requester submits without training in ≤ X steps / Y min.</w:t>
+              <w:t xml:space="preserve">Usability: first-time requester submits without training in ≤ </w:t>
+            </w:r>
+            <w:r>
+              <w:t>5</w:t>
+            </w:r>
+            <w:r>
+              <w:t xml:space="preserve"> steps </w:t>
+            </w:r>
+            <w:r>
+              <w:t xml:space="preserve">and </w:t>
+            </w:r>
+            <w:r>
+              <w:t>≤</w:t>
+            </w:r>
+            <w:r>
+              <w:t xml:space="preserve"> 5</w:t>
+            </w:r>
+            <w:r>
+              <w:t xml:space="preserve"> min.</w:t>
             </w:r>
           </w:p>
         </w:tc>
@@ -3573,7 +3586,7 @@
           </w:tcPr>
           <w:p>
             <w:r>
-              <w:t>Define target</w:t>
+              <w:t>Submission completes in ≤ 5 steps (enter info → select category → complete required fields → submit → confirmation) and ≤ 5 min, verified in usability testing.</w:t>
             </w:r>
           </w:p>
         </w:tc>
@@ -3593,7 +3606,7 @@
           </w:tcPr>
           <w:p>
             <w:r>
-              <w:t>Candidate</w:t>
+              <w:t>Baseline candidate</w:t>
             </w:r>
           </w:p>
         </w:tc>
@@ -3635,7 +3648,7 @@
           </w:tcPr>
           <w:p>
             <w:r>
-              <w:t>Define target</w:t>
+              <w:t>Feedback is visible to the requester ≤ 15 s after a staff status change</w:t>
             </w:r>
           </w:p>
         </w:tc>
@@ -3655,7 +3668,7 @@
           </w:tcPr>
           <w:p>
             <w:r>
-              <w:t>Candidate</w:t>
+              <w:t>Baseline candidate</w:t>
             </w:r>
           </w:p>
         </w:tc>
@@ -3667,6 +3680,7 @@
           </w:tcPr>
           <w:p>
             <w:r>
+              <w:lastRenderedPageBreak/>
               <w:t>NFR-003</w:t>
             </w:r>
           </w:p>
@@ -3697,7 +3711,7 @@
           </w:tcPr>
           <w:p>
             <w:r>
-              <w:t>Supports AC-004.2</w:t>
+              <w:t>A requester cannot access another requester's request (access-control test; supports AC-004.2).</w:t>
             </w:r>
           </w:p>
         </w:tc>
@@ -3717,7 +3731,7 @@
           </w:tcPr>
           <w:p>
             <w:r>
-              <w:t>Candidate</w:t>
+              <w:t>Baseline candidate</w:t>
             </w:r>
           </w:p>
         </w:tc>
@@ -3729,16 +3743,13 @@
       </w:pPr>
       <w:bookmarkStart w:id="8" w:name="_Toc239845823"/>
       <w:r>
-        <w:t>Legend</w:t>
-      </w:r>
-      <w:r>
-        <w:t>:</w:t>
+        <w:t>Legend:</w:t>
       </w:r>
       <w:bookmarkEnd w:id="8"/>
     </w:p>
     <w:p>
       <w:r>
-        <w:t>Chain (target by M4): Stakeholder/Source -&gt; Requirement -&gt; Acceptance Criteria -&gt; Design/Architecture -&gt; Issue/PR -&gt; Implementation -&gt; Test -&gt; Acceptance/Release Evidence</w:t>
+        <w:t>Chain (target by M4): Stakeholder/Source - Requirement - Acceptance Criteria - Design/Architecture - Issue/PR - Implementation - Test - Acceptance/Release Evidence</w:t>
       </w:r>
     </w:p>
     <w:p>
@@ -3748,7 +3759,6 @@
     </w:p>
     <w:p>
       <w:r>
-        <w:lastRenderedPageBreak/>
         <w:t>Source IDs: ST-1 Requester, ST-2 Service Staff, ST-3 Management, ST-4 Administrator, ST-5 Sponsor</w:t>
       </w:r>
     </w:p>
@@ -3761,7 +3771,7 @@
       <w:r>
         <w:t xml:space="preserve">Status: Baseline candidate = proposed for M1 sign-off, Baselined = approved &amp; under change control, Candidate/may defer = </w:t>
       </w:r>
-      <w:bookmarkEnd w:id="6"/>
+      <w:bookmarkEnd w:id="7"/>
       <w:r>
         <w:t>can be decided on later as more evidence is produced or could be removed all together.</w:t>
       </w:r>
@@ -3951,7 +3961,6 @@
               <w:spacing w:before="60" w:after="60" w:line="240" w:lineRule="auto"/>
             </w:pPr>
             <w:r>
-              <w:lastRenderedPageBreak/>
               <w:t>D-001</w:t>
             </w:r>
           </w:p>
@@ -4284,6 +4293,7 @@
               <w:spacing w:before="60" w:after="60" w:line="240" w:lineRule="auto"/>
             </w:pPr>
             <w:r>
+              <w:lastRenderedPageBreak/>
               <w:t>Stack compatibility</w:t>
             </w:r>
           </w:p>
